--- a/Urusov_DeFi_Margin_Risk_2026.docx
+++ b/Urusov_DeFi_Margin_Risk_2026.docx
@@ -161,20 +161,19 @@
         <w:rPr>
           <w:rFonts w:ascii="Times New Roman" w:hAnsi="Times New Roman" w:cs="Times New Roman"/>
         </w:rPr>
-        <w:t xml:space="preserve">market-aware </w:t>
+        <w:t>stress-test-based</w:t>
       </w:r>
       <w:r>
         <w:rPr>
           <w:rFonts w:ascii="Times New Roman" w:hAnsi="Times New Roman" w:cs="Times New Roman"/>
         </w:rPr>
+        <w:t xml:space="preserve"> </w:t>
+      </w:r>
+      <w:r>
+        <w:rPr>
+          <w:rFonts w:ascii="Times New Roman" w:hAnsi="Times New Roman" w:cs="Times New Roman"/>
+        </w:rPr>
         <w:t>consistently conservative level rather than full liquidation.</w:t>
-      </w:r>
-      <w:r>
-        <w:rPr>
-          <w:rFonts w:ascii="Times New Roman" w:hAnsi="Times New Roman" w:cs="Times New Roman"/>
-          <w:shd w:val="clear" w:color="auto" w:fill="606060"/>
-        </w:rPr>
-        <w:t xml:space="preserve"> </w:t>
       </w:r>
     </w:p>
     <w:p>
@@ -331,7 +330,25 @@
         <w:rPr>
           <w:rFonts w:ascii="Times New Roman" w:hAnsi="Times New Roman" w:cs="Times New Roman"/>
         </w:rPr>
-        <w:t>Our simulations show that this approach can reduce liquidations by more than 97% by proactively lowering effective leverage during periods of stress instead of increasing leverage. By avoiding unnecessary liquidations, positions can remain active and continue earning yield farming fees, supporting deeper and more stable liquidity on Uniswap.</w:t>
+        <w:t>Our simulations show that this approach</w:t>
+      </w:r>
+      <w:r>
+        <w:rPr>
+          <w:rFonts w:ascii="Times New Roman" w:hAnsi="Times New Roman" w:cs="Times New Roman"/>
+        </w:rPr>
+        <w:t xml:space="preserve"> </w:t>
+      </w:r>
+      <w:r>
+        <w:rPr>
+          <w:rFonts w:ascii="Times New Roman" w:hAnsi="Times New Roman" w:cs="Times New Roman"/>
+        </w:rPr>
+        <w:t>can reduce liquidations by roughly 94% by computing and holding effective leverage consistently below the fixed limit</w:t>
+      </w:r>
+      <w:r>
+        <w:rPr>
+          <w:rFonts w:ascii="Times New Roman" w:hAnsi="Times New Roman" w:cs="Times New Roman"/>
+        </w:rPr>
+        <w:t>. By avoiding unnecessary liquidations, positions can remain active and continue earning yield farming fees, supporting deeper and more stable liquidity on Uniswap.</w:t>
       </w:r>
     </w:p>
     <w:p>
@@ -3995,7 +4012,19 @@
           <w:rFonts w:ascii="Times New Roman" w:eastAsia="Times New Roman" w:hAnsi="Times New Roman" w:cs="Times New Roman"/>
         </w:rPr>
         <w:lastRenderedPageBreak/>
-        <w:t xml:space="preserve">deleveraging each position to a lower, stress-derived level every day, in contrast to the preset 65% limit that the fixed-LTV model applies without regard to </w:t>
+        <w:t>deleveraging each position to a lower, stress-</w:t>
+      </w:r>
+      <w:r>
+        <w:rPr>
+          <w:rFonts w:ascii="Times New Roman" w:eastAsia="Times New Roman" w:hAnsi="Times New Roman" w:cs="Times New Roman"/>
+        </w:rPr>
+        <w:t>test-based</w:t>
+      </w:r>
+      <w:r>
+        <w:rPr>
+          <w:rFonts w:ascii="Times New Roman" w:eastAsia="Times New Roman" w:hAnsi="Times New Roman" w:cs="Times New Roman"/>
+        </w:rPr>
+        <w:t xml:space="preserve"> level every day, in contrast to the preset 65% limit that the fixed-LTV model applies without regard to </w:t>
       </w:r>
       <w:r>
         <w:rPr>
@@ -5411,242 +5440,6 @@
       </w:tr>
       <w:tr>
         <w:trPr>
-          <w:trHeight w:val="502"/>
-          <w:jc w:val="center"/>
-        </w:trPr>
-        <w:tc>
-          <w:tcPr>
-            <w:tcW w:w="1885" w:type="dxa"/>
-            <w:tcBorders>
-              <w:top w:val="single" w:sz="4" w:space="0" w:color="000000"/>
-              <w:left w:val="single" w:sz="4" w:space="0" w:color="000000"/>
-              <w:bottom w:val="single" w:sz="4" w:space="0" w:color="000000"/>
-              <w:right w:val="single" w:sz="4" w:space="0" w:color="000000"/>
-            </w:tcBorders>
-            <w:tcMar>
-              <w:top w:w="0" w:type="dxa"/>
-              <w:left w:w="0" w:type="dxa"/>
-              <w:bottom w:w="0" w:type="dxa"/>
-              <w:right w:w="0" w:type="dxa"/>
-            </w:tcMar>
-          </w:tcPr>
-          <w:p>
-            <w:pPr>
-              <w:spacing w:before="40" w:after="40"/>
-              <w:ind w:left="-80"/>
-              <w:jc w:val="center"/>
-              <w:rPr>
-                <w:rFonts w:ascii="Times New Roman" w:eastAsia="Times New Roman" w:hAnsi="Times New Roman" w:cs="Times New Roman"/>
-                <w:sz w:val="18"/>
-                <w:szCs w:val="18"/>
-              </w:rPr>
-            </w:pPr>
-            <w:r>
-              <w:rPr>
-                <w:rFonts w:ascii="Times New Roman" w:eastAsia="Times New Roman" w:hAnsi="Times New Roman" w:cs="Times New Roman"/>
-                <w:sz w:val="18"/>
-                <w:szCs w:val="18"/>
-              </w:rPr>
-              <w:t xml:space="preserve">SVB Collapse </w:t>
-            </w:r>
-          </w:p>
-          <w:p>
-            <w:pPr>
-              <w:spacing w:before="40" w:after="40"/>
-              <w:ind w:left="-80"/>
-              <w:jc w:val="center"/>
-              <w:rPr>
-                <w:rFonts w:ascii="Times New Roman" w:eastAsia="Times New Roman" w:hAnsi="Times New Roman" w:cs="Times New Roman"/>
-                <w:sz w:val="18"/>
-                <w:szCs w:val="18"/>
-              </w:rPr>
-            </w:pPr>
-            <w:r>
-              <w:rPr>
-                <w:rFonts w:ascii="Times New Roman" w:eastAsia="Times New Roman" w:hAnsi="Times New Roman" w:cs="Times New Roman"/>
-                <w:sz w:val="18"/>
-                <w:szCs w:val="18"/>
-              </w:rPr>
-              <w:t>2023</w:t>
-            </w:r>
-          </w:p>
-        </w:tc>
-        <w:tc>
-          <w:tcPr>
-            <w:tcW w:w="1440" w:type="dxa"/>
-            <w:tcBorders>
-              <w:top w:val="single" w:sz="4" w:space="0" w:color="000000"/>
-              <w:left w:val="single" w:sz="4" w:space="0" w:color="000000"/>
-              <w:bottom w:val="single" w:sz="4" w:space="0" w:color="000000"/>
-              <w:right w:val="single" w:sz="4" w:space="0" w:color="000000"/>
-            </w:tcBorders>
-            <w:tcMar>
-              <w:top w:w="0" w:type="dxa"/>
-              <w:left w:w="0" w:type="dxa"/>
-              <w:bottom w:w="0" w:type="dxa"/>
-              <w:right w:w="0" w:type="dxa"/>
-            </w:tcMar>
-          </w:tcPr>
-          <w:p>
-            <w:pPr>
-              <w:spacing w:before="40" w:after="40"/>
-              <w:ind w:left="-80"/>
-              <w:jc w:val="center"/>
-              <w:rPr>
-                <w:rFonts w:ascii="Times New Roman" w:eastAsia="Times New Roman" w:hAnsi="Times New Roman" w:cs="Times New Roman"/>
-                <w:sz w:val="18"/>
-                <w:szCs w:val="18"/>
-              </w:rPr>
-            </w:pPr>
-            <w:r>
-              <w:rPr>
-                <w:rFonts w:ascii="Times New Roman" w:eastAsia="Times New Roman" w:hAnsi="Times New Roman" w:cs="Times New Roman"/>
-                <w:sz w:val="18"/>
-                <w:szCs w:val="18"/>
-              </w:rPr>
-              <w:t>0</w:t>
-            </w:r>
-          </w:p>
-        </w:tc>
-        <w:tc>
-          <w:tcPr>
-            <w:tcW w:w="1350" w:type="dxa"/>
-            <w:tcBorders>
-              <w:top w:val="single" w:sz="4" w:space="0" w:color="000000"/>
-              <w:left w:val="single" w:sz="4" w:space="0" w:color="000000"/>
-              <w:bottom w:val="single" w:sz="4" w:space="0" w:color="000000"/>
-              <w:right w:val="single" w:sz="4" w:space="0" w:color="000000"/>
-            </w:tcBorders>
-          </w:tcPr>
-          <w:p>
-            <w:pPr>
-              <w:spacing w:before="40" w:after="40"/>
-              <w:ind w:left="-80"/>
-              <w:jc w:val="center"/>
-              <w:rPr>
-                <w:rFonts w:ascii="Times New Roman" w:eastAsia="Times New Roman" w:hAnsi="Times New Roman" w:cs="Times New Roman"/>
-                <w:sz w:val="18"/>
-                <w:szCs w:val="18"/>
-              </w:rPr>
-            </w:pPr>
-            <w:r>
-              <w:rPr>
-                <w:rFonts w:ascii="Times New Roman" w:eastAsia="Times New Roman" w:hAnsi="Times New Roman" w:cs="Times New Roman"/>
-                <w:sz w:val="18"/>
-                <w:szCs w:val="18"/>
-              </w:rPr>
-              <w:t>1.08</w:t>
-            </w:r>
-          </w:p>
-        </w:tc>
-        <w:tc>
-          <w:tcPr>
-            <w:tcW w:w="1350" w:type="dxa"/>
-            <w:tcBorders>
-              <w:top w:val="single" w:sz="4" w:space="0" w:color="000000"/>
-              <w:left w:val="single" w:sz="4" w:space="0" w:color="000000"/>
-              <w:bottom w:val="single" w:sz="4" w:space="0" w:color="000000"/>
-              <w:right w:val="single" w:sz="4" w:space="0" w:color="000000"/>
-            </w:tcBorders>
-            <w:tcMar>
-              <w:top w:w="0" w:type="dxa"/>
-              <w:left w:w="0" w:type="dxa"/>
-              <w:bottom w:w="0" w:type="dxa"/>
-              <w:right w:w="0" w:type="dxa"/>
-            </w:tcMar>
-          </w:tcPr>
-          <w:p>
-            <w:pPr>
-              <w:spacing w:before="40" w:after="40"/>
-              <w:ind w:left="-80"/>
-              <w:jc w:val="center"/>
-              <w:rPr>
-                <w:rFonts w:ascii="Times New Roman" w:eastAsia="Times New Roman" w:hAnsi="Times New Roman" w:cs="Times New Roman"/>
-                <w:sz w:val="18"/>
-                <w:szCs w:val="18"/>
-              </w:rPr>
-            </w:pPr>
-            <w:r>
-              <w:rPr>
-                <w:rFonts w:ascii="Times New Roman" w:eastAsia="Times New Roman" w:hAnsi="Times New Roman" w:cs="Times New Roman"/>
-                <w:sz w:val="18"/>
-                <w:szCs w:val="18"/>
-              </w:rPr>
-              <w:t>0</w:t>
-            </w:r>
-          </w:p>
-        </w:tc>
-        <w:tc>
-          <w:tcPr>
-            <w:tcW w:w="1350" w:type="dxa"/>
-            <w:tcBorders>
-              <w:top w:val="single" w:sz="4" w:space="0" w:color="000000"/>
-              <w:left w:val="single" w:sz="4" w:space="0" w:color="000000"/>
-              <w:bottom w:val="single" w:sz="4" w:space="0" w:color="000000"/>
-              <w:right w:val="single" w:sz="4" w:space="0" w:color="000000"/>
-            </w:tcBorders>
-          </w:tcPr>
-          <w:p>
-            <w:pPr>
-              <w:spacing w:before="40" w:after="40"/>
-              <w:ind w:left="-80"/>
-              <w:jc w:val="center"/>
-              <w:rPr>
-                <w:rFonts w:ascii="Times New Roman" w:eastAsia="Times New Roman" w:hAnsi="Times New Roman" w:cs="Times New Roman"/>
-                <w:sz w:val="18"/>
-                <w:szCs w:val="18"/>
-              </w:rPr>
-            </w:pPr>
-            <w:r>
-              <w:rPr>
-                <w:rFonts w:ascii="Times New Roman" w:eastAsia="Times New Roman" w:hAnsi="Times New Roman" w:cs="Times New Roman"/>
-                <w:sz w:val="18"/>
-                <w:szCs w:val="18"/>
-              </w:rPr>
-              <w:t>1.46</w:t>
-            </w:r>
-          </w:p>
-        </w:tc>
-        <w:tc>
-          <w:tcPr>
-            <w:tcW w:w="1260" w:type="dxa"/>
-            <w:tcBorders>
-              <w:top w:val="single" w:sz="4" w:space="0" w:color="000000"/>
-              <w:left w:val="single" w:sz="4" w:space="0" w:color="000000"/>
-              <w:bottom w:val="single" w:sz="4" w:space="0" w:color="000000"/>
-              <w:right w:val="single" w:sz="4" w:space="0" w:color="000000"/>
-            </w:tcBorders>
-            <w:tcMar>
-              <w:top w:w="0" w:type="dxa"/>
-              <w:left w:w="0" w:type="dxa"/>
-              <w:bottom w:w="0" w:type="dxa"/>
-              <w:right w:w="0" w:type="dxa"/>
-            </w:tcMar>
-          </w:tcPr>
-          <w:p>
-            <w:pPr>
-              <w:spacing w:before="40" w:after="40"/>
-              <w:ind w:left="-80"/>
-              <w:jc w:val="center"/>
-              <w:rPr>
-                <w:rFonts w:ascii="Times New Roman" w:eastAsia="Times New Roman" w:hAnsi="Times New Roman" w:cs="Times New Roman"/>
-                <w:sz w:val="18"/>
-                <w:szCs w:val="18"/>
-              </w:rPr>
-            </w:pPr>
-            <w:r>
-              <w:rPr>
-                <w:rFonts w:ascii="Times New Roman" w:eastAsia="Times New Roman" w:hAnsi="Times New Roman" w:cs="Times New Roman"/>
-                <w:sz w:val="18"/>
-                <w:szCs w:val="18"/>
-              </w:rPr>
-              <w:t>0</w:t>
-            </w:r>
-          </w:p>
-        </w:tc>
-      </w:tr>
-      <w:tr>
-        <w:trPr>
           <w:trHeight w:val="420"/>
           <w:jc w:val="center"/>
         </w:trPr>
@@ -6133,14 +5926,37 @@
         <w:rPr>
           <w:rFonts w:ascii="Times New Roman" w:eastAsia="Times New Roman" w:hAnsi="Times New Roman" w:cs="Times New Roman"/>
         </w:rPr>
-        <w:t>During several of the largest crashes in the dataset, the hybrid model was able to avoid liquidations while the fixed-LTV model liquidated hundreds or thousands of positions. Average health factors also remained above 1.2 in the hybrid model, compared with roughly 1.07–1.08 in the DeFi model, suggesting that stress testing and gradual position adjustments are most valuable during periods of extreme market volatility.</w:t>
-      </w:r>
-      <w:r>
-        <w:rPr>
-          <w:rFonts w:ascii="Times New Roman" w:eastAsia="Times New Roman" w:hAnsi="Times New Roman" w:cs="Times New Roman"/>
-          <w:shd w:val="clear" w:color="auto" w:fill="606060"/>
-        </w:rPr>
-        <w:t xml:space="preserve"> </w:t>
+        <w:t xml:space="preserve">During several of the largest crashes in the dataset, the hybrid model was able to avoid </w:t>
+      </w:r>
+      <w:r>
+        <w:rPr>
+          <w:rFonts w:ascii="Times New Roman" w:eastAsia="Times New Roman" w:hAnsi="Times New Roman" w:cs="Times New Roman"/>
+        </w:rPr>
+        <w:t xml:space="preserve">or reduce </w:t>
+      </w:r>
+      <w:r>
+        <w:rPr>
+          <w:rFonts w:ascii="Times New Roman" w:eastAsia="Times New Roman" w:hAnsi="Times New Roman" w:cs="Times New Roman"/>
+        </w:rPr>
+        <w:t xml:space="preserve">liquidations while the fixed-LTV model liquidated hundreds or thousands of positions. Average health factors also remained </w:t>
+      </w:r>
+      <w:r>
+        <w:rPr>
+          <w:rFonts w:ascii="Times New Roman" w:eastAsia="Times New Roman" w:hAnsi="Times New Roman" w:cs="Times New Roman"/>
+        </w:rPr>
+        <w:t>near 1.45</w:t>
+      </w:r>
+      <w:r>
+        <w:rPr>
+          <w:rFonts w:ascii="Times New Roman" w:eastAsia="Times New Roman" w:hAnsi="Times New Roman" w:cs="Times New Roman"/>
+        </w:rPr>
+        <w:t xml:space="preserve"> in the hybrid model, compared with roughly 1.07–1.08 in the DeFi model</w:t>
+      </w:r>
+      <w:r>
+        <w:rPr>
+          <w:rFonts w:ascii="Times New Roman" w:eastAsia="Times New Roman" w:hAnsi="Times New Roman" w:cs="Times New Roman"/>
+        </w:rPr>
+        <w:t>.</w:t>
       </w:r>
     </w:p>
     <w:p>
@@ -6223,7 +6039,19 @@
         <w:rPr>
           <w:rFonts w:ascii="Times New Roman" w:eastAsia="Times New Roman" w:hAnsi="Times New Roman" w:cs="Times New Roman"/>
         </w:rPr>
-        <w:t>and deriving each position's borrowing limit from that test, it reduced liquidations by 94.09% while maintaining higher average health factors. Instead of relying on a single liquidation threshold, the model re-evaluated each position daily and reduced its borrowing from the 65% starting limit to a lower, stress-derived level - averaging 0.485 across the run rather than applying a single preset cap, helping positions survive periods of market stress.</w:t>
+        <w:t>and deriving each position's borrowing limit from that test, it reduced liquidations by 94.09% while maintaining higher average health factors. Instead of relying on a single liquidation threshold, the model re-evaluated each position daily and reduced its borrowing from the 65% starting limit to a lower, stress-</w:t>
+      </w:r>
+      <w:r>
+        <w:rPr>
+          <w:rFonts w:ascii="Times New Roman" w:eastAsia="Times New Roman" w:hAnsi="Times New Roman" w:cs="Times New Roman"/>
+        </w:rPr>
+        <w:t>test-based</w:t>
+      </w:r>
+      <w:r>
+        <w:rPr>
+          <w:rFonts w:ascii="Times New Roman" w:eastAsia="Times New Roman" w:hAnsi="Times New Roman" w:cs="Times New Roman"/>
+        </w:rPr>
+        <w:t xml:space="preserve"> level - averaging 0.485 across the run rather than applying a single preset cap, helping positions survive periods of market stress.</w:t>
       </w:r>
       <w:r>
         <w:rPr>
@@ -6270,8 +6098,14 @@
         <w:rPr>
           <w:rFonts w:ascii="Times New Roman" w:eastAsia="Times New Roman" w:hAnsi="Times New Roman" w:cs="Times New Roman"/>
         </w:rPr>
+        <w:t xml:space="preserve">Similarly, rather than keeping a fixed set of positions open over the entire period, the simulation created a new set of 500 positions every day. This was done to keep the positions realistically close to historical prices and compare the fixed-LTV and hybrid models under identical daily conditions. This approach probably understates the risk of multi-day crashes, where losses would compound for long-held </w:t>
+      </w:r>
+      <w:r>
+        <w:rPr>
+          <w:rFonts w:ascii="Times New Roman" w:eastAsia="Times New Roman" w:hAnsi="Times New Roman" w:cs="Times New Roman"/>
+        </w:rPr>
         <w:lastRenderedPageBreak/>
-        <w:t>Similarly, rather than keeping a fixed set of positions open over the entire period, the simulation created a new set of 500 positions every day. This was done to keep the positions realistically close to historical prices and compare the fixed-LTV and hybrid models under identical daily conditions. This approach probably understates the risk of multi-day crashes, where losses would compound for long-held positions.</w:t>
+        <w:t>positions.</w:t>
       </w:r>
       <w:r>
         <w:rPr>
@@ -6355,20 +6189,19 @@
         <w:rPr>
           <w:rFonts w:ascii="Times New Roman" w:eastAsia="Times New Roman" w:hAnsi="Times New Roman" w:cs="Times New Roman"/>
         </w:rPr>
-        <w:t xml:space="preserve">This project examined how Uniswap v3 liquidity provider positions perform when used as collateral in DeFi lending protocols. Using more than 3,800 daily ETH price data points from 2015–2025, we compared a standard fixed LTV model with a TradFi-inspired </w:t>
-      </w:r>
-      <w:r>
-        <w:rPr>
-          <w:rFonts w:ascii="Times New Roman" w:eastAsia="Times New Roman" w:hAnsi="Times New Roman" w:cs="Times New Roman"/>
-          <w:color w:val="008000"/>
-        </w:rPr>
-        <w:t>stress-tested</w:t>
-      </w:r>
-      <w:r>
-        <w:rPr>
-          <w:rFonts w:ascii="Times New Roman" w:eastAsia="Times New Roman" w:hAnsi="Times New Roman" w:cs="Times New Roman"/>
-        </w:rPr>
-        <w:t xml:space="preserve"> margining approach.</w:t>
+        <w:t>This project examined how Uniswap v3 liquidity provider positions perform when used as collateral in DeFi lending protocols. Using more than 3,800 daily ETH price data points from 2015–2025, we compared a standard fixed LTV model with a TradFi-</w:t>
+      </w:r>
+      <w:r>
+        <w:rPr>
+          <w:rFonts w:ascii="Times New Roman" w:eastAsia="Times New Roman" w:hAnsi="Times New Roman" w:cs="Times New Roman"/>
+        </w:rPr>
+        <w:t xml:space="preserve">inspired stress-tested </w:t>
+      </w:r>
+      <w:r>
+        <w:rPr>
+          <w:rFonts w:ascii="Times New Roman" w:eastAsia="Times New Roman" w:hAnsi="Times New Roman" w:cs="Times New Roman"/>
+        </w:rPr>
+        <w:t>margining approach.</w:t>
       </w:r>
       <w:r>
         <w:rPr>
@@ -6456,7 +6289,13 @@
         <w:rPr>
           <w:rFonts w:ascii="Times New Roman" w:eastAsia="Times New Roman" w:hAnsi="Times New Roman" w:cs="Times New Roman"/>
         </w:rPr>
-        <w:t xml:space="preserve">t market-conditions-aware </w:t>
+        <w:t xml:space="preserve">t </w:t>
+      </w:r>
+      <w:r>
+        <w:rPr>
+          <w:rFonts w:ascii="Times New Roman" w:eastAsia="Times New Roman" w:hAnsi="Times New Roman" w:cs="Times New Roman"/>
+        </w:rPr>
+        <w:t xml:space="preserve">stress-test-based </w:t>
       </w:r>
       <w:r>
         <w:rPr>
